--- a/Day30.docx
+++ b/Day30.docx
@@ -127,21 +127,29 @@
           <w:sz w:val="20"/>
         </w:rPr>
       </w:pPr>
+    </w:p>
+    <w:p>
+      <w:pPr>
+        <w:pStyle w:val="BodyText"/>
+        <w:rPr>
+          <w:sz w:val="28"/>
+        </w:rPr>
+      </w:pPr>
       <w:r>
         <w:rPr>
           <w:noProof/>
           <w:sz w:val="20"/>
         </w:rPr>
         <w:drawing>
-          <wp:anchor distT="0" distB="0" distL="0" distR="0" simplePos="0" relativeHeight="487587840" behindDoc="1" locked="0" layoutInCell="1" allowOverlap="1" wp14:anchorId="47EEE315" wp14:editId="328A6A1B">
+          <wp:anchor distT="0" distB="0" distL="0" distR="0" simplePos="0" relativeHeight="487587840" behindDoc="1" locked="0" layoutInCell="1" allowOverlap="1" wp14:anchorId="47EEE315" wp14:editId="2D4537A4">
             <wp:simplePos x="0" y="0"/>
-            <wp:positionH relativeFrom="page">
-              <wp:posOffset>914400</wp:posOffset>
+            <wp:positionH relativeFrom="margin">
+              <wp:align>left</wp:align>
             </wp:positionH>
             <wp:positionV relativeFrom="paragraph">
-              <wp:posOffset>269139</wp:posOffset>
+              <wp:posOffset>236220</wp:posOffset>
             </wp:positionV>
-            <wp:extent cx="5531729" cy="3000375"/>
+            <wp:extent cx="6210300" cy="2971800"/>
             <wp:effectExtent l="0" t="0" r="0" b="0"/>
             <wp:wrapTopAndBottom/>
             <wp:docPr id="1" name="Image 1"/>
@@ -164,7 +172,7 @@
                   <pic:spPr>
                     <a:xfrm>
                       <a:off x="0" y="0"/>
-                      <a:ext cx="5531729" cy="3000375"/>
+                      <a:ext cx="6210300" cy="2971800"/>
                     </a:xfrm>
                     <a:prstGeom prst="rect">
                       <a:avLst/>
@@ -173,17 +181,15 @@
                 </pic:pic>
               </a:graphicData>
             </a:graphic>
+            <wp14:sizeRelH relativeFrom="margin">
+              <wp14:pctWidth>0</wp14:pctWidth>
+            </wp14:sizeRelH>
+            <wp14:sizeRelV relativeFrom="margin">
+              <wp14:pctHeight>0</wp14:pctHeight>
+            </wp14:sizeRelV>
           </wp:anchor>
         </w:drawing>
       </w:r>
-    </w:p>
-    <w:p>
-      <w:pPr>
-        <w:pStyle w:val="BodyText"/>
-        <w:rPr>
-          <w:sz w:val="28"/>
-        </w:rPr>
-      </w:pPr>
     </w:p>
     <w:p>
       <w:pPr>
@@ -304,15 +310,15 @@
           <w:sz w:val="7"/>
         </w:rPr>
         <w:drawing>
-          <wp:anchor distT="0" distB="0" distL="0" distR="0" simplePos="0" relativeHeight="487588352" behindDoc="1" locked="0" layoutInCell="1" allowOverlap="1" wp14:anchorId="0315609C" wp14:editId="6627E922">
+          <wp:anchor distT="0" distB="0" distL="0" distR="0" simplePos="0" relativeHeight="487588352" behindDoc="1" locked="0" layoutInCell="1" allowOverlap="1" wp14:anchorId="0315609C" wp14:editId="6414F571">
             <wp:simplePos x="0" y="0"/>
             <wp:positionH relativeFrom="page">
-              <wp:posOffset>911860</wp:posOffset>
+              <wp:posOffset>914400</wp:posOffset>
             </wp:positionH>
             <wp:positionV relativeFrom="paragraph">
-              <wp:posOffset>76934</wp:posOffset>
+              <wp:posOffset>75565</wp:posOffset>
             </wp:positionV>
-            <wp:extent cx="5671207" cy="3050381"/>
+            <wp:extent cx="6153150" cy="3676650"/>
             <wp:effectExtent l="0" t="0" r="0" b="0"/>
             <wp:wrapTopAndBottom/>
             <wp:docPr id="2" name="Image 2"/>
@@ -335,7 +341,7 @@
                   <pic:spPr>
                     <a:xfrm>
                       <a:off x="0" y="0"/>
-                      <a:ext cx="5671207" cy="3050381"/>
+                      <a:ext cx="6153150" cy="3676650"/>
                     </a:xfrm>
                     <a:prstGeom prst="rect">
                       <a:avLst/>
@@ -344,6 +350,12 @@
                 </pic:pic>
               </a:graphicData>
             </a:graphic>
+            <wp14:sizeRelH relativeFrom="margin">
+              <wp14:pctWidth>0</wp14:pctWidth>
+            </wp14:sizeRelH>
+            <wp14:sizeRelV relativeFrom="margin">
+              <wp14:pctHeight>0</wp14:pctHeight>
+            </wp14:sizeRelV>
           </wp:anchor>
         </w:drawing>
       </w:r>
